--- a/Interview_Questions_Textbook/Output/AI_ML_GenAI_Interview_Questions_Textbook.docx
+++ b/Interview_Questions_Textbook/Output/AI_ML_GenAI_Interview_Questions_Textbook.docx
@@ -2910,7 +2910,7 @@
           <w:color w:val="333333"/>
           <w:sz w:val="22"/>
         </w:rPr>
-        <w:t>The vanilla transformer has a fixed maximum context length set at pretraining time (typically 512 for BERT, 2048 for GPT-2, up to 200K+ for modern LLMs). Inputs longer than this must be truncated or chunked, losing information.</w:t>
+        <w:t>The vanilla transformer has a fixed maximum context length set at pretraining time (typically 512 for BERT, 1024 for GPT-2, up to 200K+ for modern LLMs). Inputs longer than this must be truncated or chunked, losing information.</w:t>
       </w:r>
     </w:p>
     <w:p>
